--- a/LLM_and_Enterprise_RAG_Bootcamp/Lab_Walkthroughs/Week_12_Lab_B_full_rag_eval_suite.docx
+++ b/LLM_and_Enterprise_RAG_Bootcamp/Lab_Walkthroughs/Week_12_Lab_B_full_rag_eval_suite.docx
@@ -155,6 +155,456 @@
           <w:sz w:val="22"/>
         </w:rPr>
         <w:t>Report all results with confidence intervals.</w:t>
+      </w:r>
+    </w:p>
+    <w:p>
+      <w:r>
+        <w:rPr>
+          <w:b/>
+          <w:color w:val="1E2761"/>
+          <w:sz w:val="32"/>
+        </w:rPr>
+        <w:t>Starter Code</w:t>
+      </w:r>
+    </w:p>
+    <w:p>
+      <w:r>
+        <w:rPr>
+          <w:color w:val="333333"/>
+          <w:sz w:val="22"/>
+        </w:rPr>
+        <w:t>Copy this into the lab workspace and fill in the marked sections.</w:t>
+      </w:r>
+    </w:p>
+    <w:p>
+      <w:pPr>
+        <w:spacing w:after="0" w:before="0"/>
+      </w:pPr>
+      <w:r>
+        <w:rPr>
+          <w:rFonts w:ascii="Consolas" w:hAnsi="Consolas"/>
+          <w:color w:val="101010"/>
+          <w:sz w:val="18"/>
+        </w:rPr>
+        <w:t>from datasets import Dataset</w:t>
+      </w:r>
+    </w:p>
+    <w:p>
+      <w:pPr>
+        <w:spacing w:after="0" w:before="0"/>
+      </w:pPr>
+      <w:r>
+        <w:rPr>
+          <w:rFonts w:ascii="Consolas" w:hAnsi="Consolas"/>
+          <w:color w:val="101010"/>
+          <w:sz w:val="18"/>
+        </w:rPr>
+        <w:t>from ragas import evaluate</w:t>
+      </w:r>
+    </w:p>
+    <w:p>
+      <w:pPr>
+        <w:spacing w:after="0" w:before="0"/>
+      </w:pPr>
+      <w:r>
+        <w:rPr>
+          <w:rFonts w:ascii="Consolas" w:hAnsi="Consolas"/>
+          <w:color w:val="101010"/>
+          <w:sz w:val="18"/>
+        </w:rPr>
+        <w:t>from ragas.metrics import (faithfulness, answer_relevancy,</w:t>
+      </w:r>
+    </w:p>
+    <w:p>
+      <w:pPr>
+        <w:spacing w:after="0" w:before="0"/>
+      </w:pPr>
+      <w:r>
+        <w:rPr>
+          <w:rFonts w:ascii="Consolas" w:hAnsi="Consolas"/>
+          <w:color w:val="101010"/>
+          <w:sz w:val="18"/>
+        </w:rPr>
+        <w:t xml:space="preserve">                           context_precision, context_recall)</w:t>
+      </w:r>
+    </w:p>
+    <w:p>
+      <w:pPr>
+        <w:spacing w:after="0" w:before="0"/>
+      </w:pPr>
+      <w:r>
+        <w:rPr>
+          <w:rFonts w:ascii="Consolas" w:hAnsi="Consolas"/>
+          <w:color w:val="101010"/>
+          <w:sz w:val="18"/>
+        </w:rPr>
+        <w:t xml:space="preserve"> </w:t>
+      </w:r>
+    </w:p>
+    <w:p>
+      <w:pPr>
+        <w:spacing w:after="0" w:before="0"/>
+      </w:pPr>
+      <w:r>
+        <w:rPr>
+          <w:rFonts w:ascii="Consolas" w:hAnsi="Consolas"/>
+          <w:color w:val="101010"/>
+          <w:sz w:val="18"/>
+        </w:rPr>
+        <w:t>rows = []  # built from your RAG pipeline</w:t>
+      </w:r>
+    </w:p>
+    <w:p>
+      <w:pPr>
+        <w:spacing w:after="0" w:before="0"/>
+      </w:pPr>
+      <w:r>
+        <w:rPr>
+          <w:rFonts w:ascii="Consolas" w:hAnsi="Consolas"/>
+          <w:color w:val="101010"/>
+          <w:sz w:val="18"/>
+        </w:rPr>
+        <w:t>for q in eval_questions:               # 150 questions</w:t>
+      </w:r>
+    </w:p>
+    <w:p>
+      <w:pPr>
+        <w:spacing w:after="0" w:before="0"/>
+      </w:pPr>
+      <w:r>
+        <w:rPr>
+          <w:rFonts w:ascii="Consolas" w:hAnsi="Consolas"/>
+          <w:color w:val="101010"/>
+          <w:sz w:val="18"/>
+        </w:rPr>
+        <w:t xml:space="preserve">    ctx = [c.text for c in rag.retrieve(q['question'])]</w:t>
+      </w:r>
+    </w:p>
+    <w:p>
+      <w:pPr>
+        <w:spacing w:after="0" w:before="0"/>
+      </w:pPr>
+      <w:r>
+        <w:rPr>
+          <w:rFonts w:ascii="Consolas" w:hAnsi="Consolas"/>
+          <w:color w:val="101010"/>
+          <w:sz w:val="18"/>
+        </w:rPr>
+        <w:t xml:space="preserve">    ans = rag.answer(q['question'], ctx)</w:t>
+      </w:r>
+    </w:p>
+    <w:p>
+      <w:pPr>
+        <w:spacing w:after="0" w:before="0"/>
+      </w:pPr>
+      <w:r>
+        <w:rPr>
+          <w:rFonts w:ascii="Consolas" w:hAnsi="Consolas"/>
+          <w:color w:val="101010"/>
+          <w:sz w:val="18"/>
+        </w:rPr>
+        <w:t xml:space="preserve">    rows.append({'question': q['question'], 'answer': ans,</w:t>
+      </w:r>
+    </w:p>
+    <w:p>
+      <w:pPr>
+        <w:spacing w:after="0" w:before="0"/>
+      </w:pPr>
+      <w:r>
+        <w:rPr>
+          <w:rFonts w:ascii="Consolas" w:hAnsi="Consolas"/>
+          <w:color w:val="101010"/>
+          <w:sz w:val="18"/>
+        </w:rPr>
+        <w:t xml:space="preserve">                 'contexts': ctx, 'ground_truth': q['gold']})</w:t>
+      </w:r>
+    </w:p>
+    <w:p>
+      <w:pPr>
+        <w:spacing w:after="0" w:before="0"/>
+      </w:pPr>
+      <w:r>
+        <w:rPr>
+          <w:rFonts w:ascii="Consolas" w:hAnsi="Consolas"/>
+          <w:color w:val="101010"/>
+          <w:sz w:val="18"/>
+        </w:rPr>
+        <w:t xml:space="preserve"> </w:t>
+      </w:r>
+    </w:p>
+    <w:p>
+      <w:pPr>
+        <w:spacing w:after="0" w:before="0"/>
+      </w:pPr>
+      <w:r>
+        <w:rPr>
+          <w:rFonts w:ascii="Consolas" w:hAnsi="Consolas"/>
+          <w:color w:val="101010"/>
+          <w:sz w:val="18"/>
+        </w:rPr>
+        <w:t>report = evaluate(Dataset.from_list(rows),</w:t>
+      </w:r>
+    </w:p>
+    <w:p>
+      <w:pPr>
+        <w:spacing w:after="0" w:before="0"/>
+      </w:pPr>
+      <w:r>
+        <w:rPr>
+          <w:rFonts w:ascii="Consolas" w:hAnsi="Consolas"/>
+          <w:color w:val="101010"/>
+          <w:sz w:val="18"/>
+        </w:rPr>
+        <w:t xml:space="preserve">                  metrics=[faithfulness, answer_relevancy,</w:t>
+      </w:r>
+    </w:p>
+    <w:p>
+      <w:pPr>
+        <w:spacing w:after="0" w:before="0"/>
+      </w:pPr>
+      <w:r>
+        <w:rPr>
+          <w:rFonts w:ascii="Consolas" w:hAnsi="Consolas"/>
+          <w:color w:val="101010"/>
+          <w:sz w:val="18"/>
+        </w:rPr>
+        <w:t xml:space="preserve">                           context_precision, context_recall])</w:t>
+      </w:r>
+    </w:p>
+    <w:p>
+      <w:pPr>
+        <w:spacing w:after="0" w:before="0"/>
+      </w:pPr>
+      <w:r>
+        <w:rPr>
+          <w:rFonts w:ascii="Consolas" w:hAnsi="Consolas"/>
+          <w:color w:val="101010"/>
+          <w:sz w:val="18"/>
+        </w:rPr>
+        <w:t>print(report)</w:t>
+      </w:r>
+    </w:p>
+    <w:p>
+      <w:pPr>
+        <w:spacing w:after="0" w:before="0"/>
+      </w:pPr>
+      <w:r>
+        <w:rPr>
+          <w:rFonts w:ascii="Consolas" w:hAnsi="Consolas"/>
+          <w:color w:val="101010"/>
+          <w:sz w:val="18"/>
+        </w:rPr>
+        <w:t xml:space="preserve"> </w:t>
+      </w:r>
+    </w:p>
+    <w:p>
+      <w:pPr>
+        <w:spacing w:after="0" w:before="0"/>
+      </w:pPr>
+      <w:r>
+        <w:rPr>
+          <w:rFonts w:ascii="Consolas" w:hAnsi="Consolas"/>
+          <w:color w:val="101010"/>
+          <w:sz w:val="18"/>
+        </w:rPr>
+        <w:t>JUDGE_PROMPT = '''Score the answer 1-5 for factual correctness against</w:t>
+      </w:r>
+    </w:p>
+    <w:p>
+      <w:pPr>
+        <w:spacing w:after="0" w:before="0"/>
+      </w:pPr>
+      <w:r>
+        <w:rPr>
+          <w:rFonts w:ascii="Consolas" w:hAnsi="Consolas"/>
+          <w:color w:val="101010"/>
+          <w:sz w:val="18"/>
+        </w:rPr>
+        <w:t>the gold answer. Length must not affect the score. Output JSON:</w:t>
+      </w:r>
+    </w:p>
+    <w:p>
+      <w:pPr>
+        <w:spacing w:after="0" w:before="0"/>
+      </w:pPr>
+      <w:r>
+        <w:rPr>
+          <w:rFonts w:ascii="Consolas" w:hAnsi="Consolas"/>
+          <w:color w:val="101010"/>
+          <w:sz w:val="18"/>
+        </w:rPr>
+        <w:t>{"score": n, "reason": "..."}</w:t>
+      </w:r>
+    </w:p>
+    <w:p>
+      <w:pPr>
+        <w:spacing w:after="0" w:before="0"/>
+      </w:pPr>
+      <w:r>
+        <w:rPr>
+          <w:rFonts w:ascii="Consolas" w:hAnsi="Consolas"/>
+          <w:color w:val="101010"/>
+          <w:sz w:val="18"/>
+        </w:rPr>
+        <w:t>QUESTION: {q}\nGOLD: {gold}\nANSWER: {a}'''</w:t>
+      </w:r>
+    </w:p>
+    <w:p>
+      <w:pPr>
+        <w:spacing w:after="0" w:before="0"/>
+      </w:pPr>
+      <w:r>
+        <w:rPr>
+          <w:rFonts w:ascii="Consolas" w:hAnsi="Consolas"/>
+          <w:color w:val="101010"/>
+          <w:sz w:val="18"/>
+        </w:rPr>
+        <w:t xml:space="preserve"> </w:t>
+      </w:r>
+    </w:p>
+    <w:p>
+      <w:pPr>
+        <w:spacing w:after="0" w:before="0"/>
+      </w:pPr>
+      <w:r>
+        <w:rPr>
+          <w:rFonts w:ascii="Consolas" w:hAnsi="Consolas"/>
+          <w:color w:val="101010"/>
+          <w:sz w:val="18"/>
+        </w:rPr>
+        <w:t>def rgb_noise_test(rows, noise_pool, rate=0.3):</w:t>
+      </w:r>
+    </w:p>
+    <w:p>
+      <w:pPr>
+        <w:spacing w:after="0" w:before="0"/>
+      </w:pPr>
+      <w:r>
+        <w:rPr>
+          <w:rFonts w:ascii="Consolas" w:hAnsi="Consolas"/>
+          <w:color w:val="101010"/>
+          <w:sz w:val="18"/>
+        </w:rPr>
+        <w:t xml:space="preserve">    # TODO: replace `rate` of each row's contexts with topically</w:t>
+      </w:r>
+    </w:p>
+    <w:p>
+      <w:pPr>
+        <w:spacing w:after="0" w:before="0"/>
+      </w:pPr>
+      <w:r>
+        <w:rPr>
+          <w:rFonts w:ascii="Consolas" w:hAnsi="Consolas"/>
+          <w:color w:val="101010"/>
+          <w:sz w:val="18"/>
+        </w:rPr>
+        <w:t xml:space="preserve">    # similar noise passages, re-answer, and measure the flip rate</w:t>
+      </w:r>
+    </w:p>
+    <w:p>
+      <w:pPr>
+        <w:spacing w:after="0" w:before="0"/>
+      </w:pPr>
+      <w:r>
+        <w:rPr>
+          <w:rFonts w:ascii="Consolas" w:hAnsi="Consolas"/>
+          <w:color w:val="101010"/>
+          <w:sz w:val="18"/>
+        </w:rPr>
+        <w:t xml:space="preserve">    raise NotImplementedError</w:t>
+      </w:r>
+    </w:p>
+    <w:p>
+      <w:pPr>
+        <w:spacing w:after="0" w:before="0"/>
+      </w:pPr>
+      <w:r>
+        <w:rPr>
+          <w:rFonts w:ascii="Consolas" w:hAnsi="Consolas"/>
+          <w:color w:val="101010"/>
+          <w:sz w:val="18"/>
+        </w:rPr>
+        <w:t># TODO: report all metrics with bootstrap confidence intervals</w:t>
+      </w:r>
+    </w:p>
+    <w:p>
+      <w:pPr>
+        <w:spacing w:after="0" w:before="0"/>
+      </w:pPr>
+      <w:r>
+        <w:rPr>
+          <w:rFonts w:ascii="Consolas" w:hAnsi="Consolas"/>
+          <w:color w:val="101010"/>
+          <w:sz w:val="18"/>
+        </w:rPr>
+        <w:t xml:space="preserve"> </w:t>
+      </w:r>
+    </w:p>
+    <w:p>
+      <w:r>
+        <w:rPr>
+          <w:b/>
+          <w:color w:val="1E2761"/>
+          <w:sz w:val="32"/>
+        </w:rPr>
+        <w:t>Verification Checks</w:t>
+      </w:r>
+    </w:p>
+    <w:p>
+      <w:r>
+        <w:rPr>
+          <w:color w:val="333333"/>
+          <w:sz w:val="22"/>
+        </w:rPr>
+        <w:t>Run these before submitting. Each check catches a frequent failure.</w:t>
+      </w:r>
+    </w:p>
+    <w:p>
+      <w:pPr>
+        <w:pStyle w:val="ListBullet"/>
+      </w:pPr>
+      <w:r>
+        <w:rPr>
+          <w:color w:val="333333"/>
+          <w:sz w:val="22"/>
+        </w:rPr>
+        <w:t>Ragas returns all four metrics with no NaN rows (malformed contexts are the usual cause).</w:t>
+      </w:r>
+    </w:p>
+    <w:p>
+      <w:pPr>
+        <w:pStyle w:val="ListBullet"/>
+      </w:pPr>
+      <w:r>
+        <w:rPr>
+          <w:color w:val="333333"/>
+          <w:sz w:val="22"/>
+        </w:rPr>
+        <w:t>The judge model is from a different family than the RAG's generator, and each pair is scored twice with order swapped.</w:t>
+      </w:r>
+    </w:p>
+    <w:p>
+      <w:pPr>
+        <w:pStyle w:val="ListBullet"/>
+      </w:pPr>
+      <w:r>
+        <w:rPr>
+          <w:color w:val="333333"/>
+          <w:sz w:val="22"/>
+        </w:rPr>
+        <w:t>The noise test shows a nonzero answer flip rate, and the counterfactual test is reported separately.</w:t>
+      </w:r>
+    </w:p>
+    <w:p>
+      <w:pPr>
+        <w:pStyle w:val="ListBullet"/>
+      </w:pPr>
+      <w:r>
+        <w:rPr>
+          <w:color w:val="333333"/>
+          <w:sz w:val="22"/>
+        </w:rPr>
+        <w:t>Every reported metric carries a 95 percent bootstrap confidence interval over the 150 questions.</w:t>
       </w:r>
     </w:p>
     <w:p>
@@ -518,6 +968,7 @@
       </w:r>
     </w:p>
     <w:sectPr>
+      <w:footerReference w:type="default" r:id="rId9"/>
       <w:pgSz w:w="12240" w:h="15840"/>
       <w:pgMar w:top="1152" w:right="1296" w:bottom="1152" w:left="1296" w:header="720" w:footer="720" w:gutter="0"/>
       <w:cols w:space="720"/>
@@ -525,6 +976,25 @@
     </w:sectPr>
   </w:body>
 </w:document>
+</file>
+
+<file path=word/footer1.xml><?xml version="1.0" encoding="utf-8"?>
+<w:ftr xmlns:m="http://schemas.openxmlformats.org/officeDocument/2006/math" xmlns:mc="http://schemas.openxmlformats.org/markup-compatibility/2006" xmlns:mo="http://schemas.microsoft.com/office/mac/office/2008/main" xmlns:mv="urn:schemas-microsoft-com:mac:vml" xmlns:o="urn:schemas-microsoft-com:office:office" xmlns:r="http://schemas.openxmlformats.org/officeDocument/2006/relationships" xmlns:v="urn:schemas-microsoft-com:vml" xmlns:w10="urn:schemas-microsoft-com:office:word" xmlns:w14="http://schemas.microsoft.com/office/word/2010/wordml" xmlns:w="http://schemas.openxmlformats.org/wordprocessingml/2006/main" xmlns:wne="http://schemas.microsoft.com/office/word/2006/wordml" xmlns:wp14="http://schemas.microsoft.com/office/word/2010/wordprocessingDrawing" xmlns:wp="http://schemas.openxmlformats.org/drawingml/2006/wordprocessingDrawing" xmlns:wpc="http://schemas.microsoft.com/office/word/2010/wordprocessingCanvas" xmlns:wpg="http://schemas.microsoft.com/office/word/2010/wordprocessingGroup" xmlns:wpi="http://schemas.microsoft.com/office/word/2010/wordprocessingInk" xmlns:wps="http://schemas.microsoft.com/office/word/2010/wordprocessingShape" mc:Ignorable="w14 wp14">
+  <w:p>
+    <w:pPr>
+      <w:pStyle w:val="Footer"/>
+      <w:jc w:val="center"/>
+    </w:pPr>
+    <w:r>
+      <w:rPr>
+        <w:rFonts w:ascii="Calibri" w:hAnsi="Calibri"/>
+        <w:color w:val="333333"/>
+        <w:sz w:val="18"/>
+      </w:rPr>
+      <w:t>© 2026 Proxiant Academy | info@proxiant.com | proxiant.ai/training</w:t>
+    </w:r>
+  </w:p>
+</w:ftr>
 </file>
 
 <file path=word/numbering.xml><?xml version="1.0" encoding="utf-8"?>
